--- a/Resume/Lorenzo Miguel Bo - Resume.docx
+++ b/Resume/Lorenzo Miguel Bo - Resume.docx
@@ -2627,6 +2627,14 @@
                 <w:szCs w:val="20"/>
               </w:rPr>
               <w:t xml:space="preserve"> ng Maynila </w:t>
+            </w:r>
+            <w:r>
+              <w:rPr>
+                <w:color w:val="585858"/>
+                <w:sz w:val="20"/>
+                <w:szCs w:val="20"/>
+              </w:rPr>
+              <w:t xml:space="preserve">| 2013 – 2019 </w:t>
             </w:r>
             <w:r>
               <w:rPr>

--- a/Resume/Lorenzo Miguel Bo - Resume.docx
+++ b/Resume/Lorenzo Miguel Bo - Resume.docx
@@ -101,7 +101,23 @@
                 <w:sz w:val="16"/>
                 <w:szCs w:val="16"/>
               </w:rPr>
-              <w:t xml:space="preserve">lmbdata.github.io </w:t>
+              <w:t>l</w:t>
+            </w:r>
+            <w:r>
+              <w:rPr>
+                <w:color w:val="585858"/>
+                <w:sz w:val="16"/>
+                <w:szCs w:val="16"/>
+              </w:rPr>
+              <w:t>orenzomiguelbo</w:t>
+            </w:r>
+            <w:r>
+              <w:rPr>
+                <w:color w:val="585858"/>
+                <w:sz w:val="16"/>
+                <w:szCs w:val="16"/>
+              </w:rPr>
+              <w:t xml:space="preserve">.github.io </w:t>
             </w:r>
             <w:r>
               <w:rPr>
@@ -2094,7 +2110,25 @@
                 <w:sz w:val="20"/>
                 <w:szCs w:val="20"/>
               </w:rPr>
-              <w:t>lmbdata.github.io</w:t>
+              <w:t>l</w:t>
+            </w:r>
+            <w:r>
+              <w:rPr>
+                <w:b/>
+                <w:color w:val="585858"/>
+                <w:sz w:val="20"/>
+                <w:szCs w:val="20"/>
+              </w:rPr>
+              <w:t>orenzomiguelbo</w:t>
+            </w:r>
+            <w:r>
+              <w:rPr>
+                <w:b/>
+                <w:color w:val="585858"/>
+                <w:sz w:val="20"/>
+                <w:szCs w:val="20"/>
+              </w:rPr>
+              <w:t>.github.io</w:t>
             </w:r>
           </w:p>
           <w:p>

--- a/Resume/Lorenzo Miguel Bo - Resume.docx
+++ b/Resume/Lorenzo Miguel Bo - Resume.docx
@@ -2511,7 +2511,85 @@
                 <w:sz w:val="20"/>
                 <w:szCs w:val="20"/>
               </w:rPr>
-              <w:t>| Excel Helpline PH</w:t>
+              <w:t xml:space="preserve">| </w:t>
+            </w:r>
+            <w:r>
+              <w:rPr>
+                <w:color w:val="585858"/>
+                <w:sz w:val="20"/>
+                <w:szCs w:val="20"/>
+              </w:rPr>
+              <w:t xml:space="preserve">Advanced Excel/Data Analysis and Power BI | </w:t>
+            </w:r>
+            <w:proofErr w:type="spellStart"/>
+            <w:r>
+              <w:rPr>
+                <w:color w:val="585858"/>
+                <w:sz w:val="20"/>
+                <w:szCs w:val="20"/>
+              </w:rPr>
+              <w:t>ExcelHelpline</w:t>
+            </w:r>
+            <w:proofErr w:type="spellEnd"/>
+            <w:r>
+              <w:rPr>
+                <w:color w:val="585858"/>
+                <w:sz w:val="20"/>
+                <w:szCs w:val="20"/>
+              </w:rPr>
+              <w:t xml:space="preserve"> PH</w:t>
+            </w:r>
+          </w:p>
+          <w:p>
+            <w:pPr>
+              <w:numPr>
+                <w:ilvl w:val="0"/>
+                <w:numId w:val="3"/>
+              </w:numPr>
+              <w:pBdr>
+                <w:top w:val="nil"/>
+                <w:left w:val="nil"/>
+                <w:bottom w:val="nil"/>
+                <w:right w:val="nil"/>
+                <w:between w:val="nil"/>
+              </w:pBdr>
+              <w:tabs>
+                <w:tab w:val="left" w:pos="770"/>
+              </w:tabs>
+              <w:spacing w:before="60"/>
+              <w:ind w:right="49"/>
+              <w:rPr>
+                <w:rFonts w:ascii="Georgia" w:eastAsia="Georgia" w:hAnsi="Georgia" w:cs="Georgia"/>
+                <w:color w:val="252525"/>
+                <w:sz w:val="28"/>
+                <w:szCs w:val="28"/>
+              </w:rPr>
+            </w:pPr>
+            <w:r>
+              <w:rPr>
+                <w:color w:val="585858"/>
+                <w:sz w:val="20"/>
+                <w:szCs w:val="20"/>
+              </w:rPr>
+              <w:t xml:space="preserve">Data Analytics Level 2 | MySQL | </w:t>
+            </w:r>
+            <w:proofErr w:type="spellStart"/>
+            <w:r>
+              <w:rPr>
+                <w:color w:val="585858"/>
+                <w:sz w:val="20"/>
+                <w:szCs w:val="20"/>
+              </w:rPr>
+              <w:t>ExcelHelpline</w:t>
+            </w:r>
+            <w:proofErr w:type="spellEnd"/>
+            <w:r>
+              <w:rPr>
+                <w:color w:val="585858"/>
+                <w:sz w:val="20"/>
+                <w:szCs w:val="20"/>
+              </w:rPr>
+              <w:t xml:space="preserve"> PH</w:t>
             </w:r>
           </w:p>
           <w:p>
